--- a/INFORME GEO.docx
+++ b/INFORME GEO.docx
@@ -289,7 +289,7 @@
           </mc:Choice>
           <mc:Fallback>
             <w:pict>
-              <v:group w14:anchorId="18EC9CA4" id="Group 1" o:spid="_x0000_s1026" style="position:absolute;margin-left:39pt;margin-top:30.4pt;width:535pt;height:837pt;z-index:-15942144;mso-wrap-distance-left:0;mso-wrap-distance-right:0;mso-position-horizontal-relative:page;mso-position-vertical-relative:page" coordsize="67945,106299" o:gfxdata="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">
+              <v:group w14:anchorId="56724E3F" id="Group 1" o:spid="_x0000_s1026" style="position:absolute;margin-left:39pt;margin-top:30.4pt;width:535pt;height:837pt;z-index:-15942144;mso-wrap-distance-left:0;mso-wrap-distance-right:0;mso-position-horizontal-relative:page;mso-position-vertical-relative:page" coordsize="67945,106299" o:gfxdata="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">
                 <v:shape id="Graphic 2" o:spid="_x0000_s1027" style="position:absolute;width:67945;height:106299;visibility:visible;mso-wrap-style:square;v-text-anchor:top" coordsize="6794500,10629900" o:gfxdata="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" path="m6730492,63500r-6666992,l63500,76200r,10477500l63500,10566400r6666992,l6730492,10553700r-6654292,l76200,76200r6641592,l6717792,10553192r12700,l6730492,76200r,-508l6730492,63500xem6768592,25400r-6743192,l25400,50800r,10528300l25400,10604500r6743192,l6768592,10579100r-6717792,l50800,50800r6692392,l6743192,10578592r25400,l6768592,50800r,-508l6768592,25400xem6793992,l,,,12700,,10617200r,12700l6793992,10629900r,-12700l12700,10617200r,-10604500l6781292,12700r,10603992l6793992,10616692r,-10603992l6793992,12192r,-12192xe" fillcolor="green" stroked="f">
                   <v:path arrowok="t"/>
                 </v:shape>
@@ -1162,6 +1162,7 @@
         </w:rPr>
         <w:t xml:space="preserve">DOE/ N° </w:t>
       </w:r>
+      <w:proofErr w:type="gramStart"/>
       <w:r>
         <w:t xml:space="preserve">{{ </w:t>
       </w:r>
@@ -1170,6 +1171,7 @@
         <w:t>doe</w:t>
       </w:r>
       <w:proofErr w:type="spellEnd"/>
+      <w:proofErr w:type="gramEnd"/>
       <w:r>
         <w:t xml:space="preserve"> }}</w:t>
       </w:r>
@@ -1377,6 +1379,9 @@
       <w:proofErr w:type="spellEnd"/>
       <w:r>
         <w:t xml:space="preserve"> }}</w:t>
+      </w:r>
+      <w:r>
+        <w:t>.</w:t>
       </w:r>
     </w:p>
     <w:p>
@@ -2899,8 +2904,6 @@
           <w:u w:val="single"/>
         </w:rPr>
       </w:pPr>
-      <w:bookmarkStart w:id="0" w:name="_GoBack"/>
-      <w:bookmarkEnd w:id="0"/>
       <w:r>
         <w:t xml:space="preserve">{{ </w:t>
       </w:r>
@@ -3057,26 +3060,258 @@
     <w:p>
       <w:pPr>
         <w:pStyle w:val="Textoindependiente"/>
+        <w:spacing w:line="360" w:lineRule="auto"/>
+        <w:ind w:left="338" w:right="175" w:firstLine="5280"/>
+        <w:jc w:val="both"/>
+      </w:pPr>
+      <w:r>
+        <w:t xml:space="preserve">Conforme a los antecedentes antes señalados, se estima que el lugar donde pretende residir el </w:t>
+      </w:r>
+      <w:proofErr w:type="gramStart"/>
+      <w:r>
+        <w:rPr>
+          <w:b/>
+        </w:rPr>
+        <w:t xml:space="preserve">{{ </w:t>
+      </w:r>
+      <w:proofErr w:type="spellStart"/>
+      <w:r>
+        <w:rPr>
+          <w:b/>
+        </w:rPr>
+        <w:t>grado</w:t>
+      </w:r>
+      <w:proofErr w:type="gramEnd"/>
+      <w:r>
+        <w:rPr>
+          <w:b/>
+        </w:rPr>
+        <w:t>_solic</w:t>
+      </w:r>
+      <w:proofErr w:type="spellEnd"/>
+      <w:r>
+        <w:rPr>
+          <w:b/>
+        </w:rPr>
+        <w:t xml:space="preserve"> }} {{ solicitante }}</w:t>
+      </w:r>
+      <w:r>
+        <w:rPr>
+          <w:b/>
+        </w:rPr>
+        <w:t xml:space="preserve">, </w:t>
+      </w:r>
+      <w:r>
+        <w:rPr>
+          <w:rFonts w:ascii="Arial" w:hAnsi="Arial"/>
+        </w:rPr>
+        <w:t>el entorno cercano al domicilio</w:t>
+      </w:r>
+      <w:r>
+        <w:rPr>
+          <w:rFonts w:ascii="Arial" w:hAnsi="Arial"/>
+          <w:b/>
+        </w:rPr>
+        <w:t xml:space="preserve"> no considera de riesgo bajo para</w:t>
+      </w:r>
+      <w:r>
+        <w:rPr>
+          <w:rFonts w:ascii="Arial" w:hAnsi="Arial"/>
+          <w:b/>
+          <w:spacing w:val="-1"/>
+        </w:rPr>
+        <w:t xml:space="preserve"> </w:t>
+      </w:r>
+      <w:r>
+        <w:rPr>
+          <w:rFonts w:ascii="Arial" w:hAnsi="Arial"/>
+          <w:b/>
+        </w:rPr>
+        <w:t xml:space="preserve">el funcionario, </w:t>
+      </w:r>
+      <w:r>
+        <w:t>a</w:t>
+      </w:r>
+      <w:r>
+        <w:rPr>
+          <w:spacing w:val="-4"/>
+        </w:rPr>
+        <w:t xml:space="preserve"> </w:t>
+      </w:r>
+      <w:r>
+        <w:t>quien solicita</w:t>
+      </w:r>
+      <w:r>
+        <w:rPr>
+          <w:spacing w:val="-2"/>
+        </w:rPr>
+        <w:t xml:space="preserve"> </w:t>
+      </w:r>
+      <w:r>
+        <w:t>el</w:t>
+      </w:r>
+      <w:r>
+        <w:rPr>
+          <w:spacing w:val="-1"/>
+        </w:rPr>
+        <w:t xml:space="preserve"> </w:t>
+      </w:r>
+      <w:r>
+        <w:t>informe para pernoctar en el</w:t>
+      </w:r>
+      <w:r>
+        <w:rPr>
+          <w:spacing w:val="-3"/>
+        </w:rPr>
+        <w:t xml:space="preserve"> </w:t>
+      </w:r>
+      <w:r>
+        <w:t>domicilio ubicado en {{ domicilio }}, Comuna De Pudahuel</w:t>
+      </w:r>
+      <w:r>
+        <w:rPr>
+          <w:rFonts w:ascii="Arial" w:hAnsi="Arial" w:cs="Arial"/>
+        </w:rPr>
+        <w:t xml:space="preserve"> </w:t>
+      </w:r>
+      <w:r>
+        <w:t>en el cuadrante {{ cuadrante }} perteneciente al sector jurisdiccional de la {{</w:t>
+      </w:r>
+      <w:proofErr w:type="spellStart"/>
+      <w:r>
+        <w:t>jurisdiccion</w:t>
+      </w:r>
+      <w:proofErr w:type="spellEnd"/>
+      <w:r>
+        <w:t>}}</w:t>
+      </w:r>
+    </w:p>
+    <w:p>
+      <w:pPr>
+        <w:spacing w:line="360" w:lineRule="auto"/>
+        <w:ind w:left="622" w:right="122" w:firstLine="4752"/>
+        <w:jc w:val="both"/>
+      </w:pPr>
+    </w:p>
+    <w:p>
+      <w:pPr>
+        <w:pStyle w:val="Textoindependiente"/>
         <w:spacing w:before="65" w:line="360" w:lineRule="auto"/>
         <w:ind w:left="622" w:right="125" w:firstLine="4200"/>
         <w:jc w:val="both"/>
       </w:pPr>
+      <w:r>
+        <w:t xml:space="preserve">Tras el análisis </w:t>
+      </w:r>
+      <w:proofErr w:type="spellStart"/>
+      <w:r>
+        <w:t>georreferencial</w:t>
+      </w:r>
+      <w:proofErr w:type="spellEnd"/>
+      <w:r>
+        <w:t xml:space="preserve"> en el </w:t>
+      </w:r>
+      <w:r>
+        <w:t>radio en el cual se encuentra inserto el domicilio</w:t>
+      </w:r>
+      <w:r>
+        <w:t xml:space="preserve">, se registran </w:t>
+      </w:r>
       <w:proofErr w:type="gramStart"/>
       <w:r>
+        <w:rPr>
+          <w:b/>
+        </w:rPr>
         <w:t xml:space="preserve">{{ </w:t>
       </w:r>
       <w:proofErr w:type="spellStart"/>
       <w:r>
-        <w:t>conclusion</w:t>
+        <w:rPr>
+          <w:b/>
+        </w:rPr>
+        <w:t>total</w:t>
       </w:r>
       <w:proofErr w:type="gramEnd"/>
       <w:r>
-        <w:t>_ia</w:t>
+        <w:rPr>
+          <w:b/>
+        </w:rPr>
+        <w:t>_dmcs</w:t>
       </w:r>
       <w:proofErr w:type="spellEnd"/>
       <w:r>
+        <w:rPr>
+          <w:b/>
+        </w:rPr>
         <w:t xml:space="preserve"> }}</w:t>
       </w:r>
+      <w:r>
+        <w:t xml:space="preserve"> </w:t>
+      </w:r>
+      <w:r>
+        <w:t xml:space="preserve"> eventos DMCS en el periodo. El delito con mayor</w:t>
+      </w:r>
+      <w:r>
+        <w:t xml:space="preserve"> prevalencia son las Lesiones con 8</w:t>
+      </w:r>
+      <w:r>
+        <w:t xml:space="preserve"> casos registrados. La criticidad se concentra los días </w:t>
+      </w:r>
+      <w:r>
+        <w:t xml:space="preserve">sábados y domingo, no obstante, considerando el periodo de 03 meses en el cual se registran 148 delitos en total en el cuadrante en el cual está inserto el domicilio los </w:t>
+      </w:r>
+      <w:proofErr w:type="gramStart"/>
+      <w:r>
+        <w:rPr>
+          <w:b/>
+        </w:rPr>
+        <w:t xml:space="preserve">{{ </w:t>
+      </w:r>
+      <w:proofErr w:type="spellStart"/>
+      <w:r>
+        <w:rPr>
+          <w:b/>
+        </w:rPr>
+        <w:t>total</w:t>
+      </w:r>
+      <w:proofErr w:type="gramEnd"/>
+      <w:r>
+        <w:rPr>
+          <w:b/>
+        </w:rPr>
+        <w:t>_dmcs</w:t>
+      </w:r>
+      <w:proofErr w:type="spellEnd"/>
+      <w:r>
+        <w:rPr>
+          <w:b/>
+        </w:rPr>
+        <w:t xml:space="preserve"> }}</w:t>
+      </w:r>
+      <w:r>
+        <w:t xml:space="preserve"> </w:t>
+      </w:r>
+      <w:r>
+        <w:t xml:space="preserve"> </w:t>
+      </w:r>
+      <w:r>
+        <w:t xml:space="preserve"> casos registrados corresponden a un 14% del total, no obstante, se sugiere precaución al transitar por San Andrés con Ricardo Vial debido a la ocurrencia de robos con violencia en esas calles. </w:t>
+      </w:r>
+    </w:p>
+    <w:p>
+      <w:pPr>
+        <w:spacing w:line="360" w:lineRule="auto"/>
+        <w:ind w:left="622" w:right="122" w:firstLine="4752"/>
+        <w:jc w:val="both"/>
+      </w:pPr>
+      <w:bookmarkStart w:id="0" w:name="_GoBack"/>
+      <w:bookmarkEnd w:id="0"/>
+    </w:p>
+    <w:p>
+      <w:pPr>
+        <w:pStyle w:val="Textoindependiente"/>
+        <w:spacing w:before="4"/>
+      </w:pPr>
     </w:p>
     <w:p>
       <w:pPr>
@@ -3084,7 +3319,6 @@
         <w:autoSpaceDE/>
         <w:autoSpaceDN/>
         <w:spacing w:before="100" w:beforeAutospacing="1" w:after="100" w:afterAutospacing="1"/>
-        <w:jc w:val="center"/>
       </w:pPr>
     </w:p>
     <w:p>
@@ -3167,7 +3401,8 @@
     <w:p>
       <w:pPr>
         <w:spacing w:line="276" w:lineRule="auto"/>
-        <w:ind w:left="6663" w:hanging="6663"/>
+        <w:ind w:firstLine="4536"/>
+        <w:jc w:val="center"/>
         <w:rPr>
           <w:rFonts w:ascii="Arial" w:hAnsi="Arial" w:cs="Arial"/>
           <w:b/>
@@ -3180,35 +3415,58 @@
           <w:b/>
           <w:sz w:val="24"/>
         </w:rPr>
-        <w:t xml:space="preserve">                                                                                                 </w:t>
-      </w:r>
-      <w:proofErr w:type="gramStart"/>
-      <w:r>
-        <w:rPr>
-          <w:b/>
-        </w:rPr>
-        <w:t xml:space="preserve">{{ </w:t>
-      </w:r>
-      <w:proofErr w:type="spellStart"/>
-      <w:r>
-        <w:rPr>
-          <w:b/>
-        </w:rPr>
-        <w:t>firma</w:t>
-      </w:r>
-      <w:proofErr w:type="gramEnd"/>
-      <w:r>
-        <w:rPr>
-          <w:b/>
-        </w:rPr>
-        <w:t>_nombre</w:t>
-      </w:r>
-      <w:proofErr w:type="spellEnd"/>
-      <w:r>
-        <w:rPr>
-          <w:b/>
-        </w:rPr>
-        <w:t xml:space="preserve"> }}</w:t>
+        <w:t>DIANA SANDOVAL ASTUDILLO</w:t>
+      </w:r>
+    </w:p>
+    <w:p>
+      <w:pPr>
+        <w:spacing w:line="276" w:lineRule="auto"/>
+        <w:jc w:val="center"/>
+        <w:rPr>
+          <w:rFonts w:ascii="Arial" w:hAnsi="Arial" w:cs="Arial"/>
+          <w:sz w:val="24"/>
+        </w:rPr>
+      </w:pPr>
+      <w:r>
+        <w:rPr>
+          <w:rFonts w:ascii="Arial" w:hAnsi="Arial" w:cs="Arial"/>
+          <w:sz w:val="24"/>
+        </w:rPr>
+        <w:t xml:space="preserve">                                                                  </w:t>
+      </w:r>
+      <w:r>
+        <w:rPr>
+          <w:rFonts w:ascii="Arial" w:hAnsi="Arial" w:cs="Arial"/>
+          <w:sz w:val="24"/>
+        </w:rPr>
+        <w:t>C.P.R. Analista Social</w:t>
+      </w:r>
+    </w:p>
+    <w:p>
+      <w:pPr>
+        <w:spacing w:line="276" w:lineRule="auto"/>
+        <w:jc w:val="center"/>
+        <w:rPr>
+          <w:rFonts w:ascii="Arial" w:hAnsi="Arial" w:cs="Arial"/>
+          <w:b/>
+          <w:sz w:val="24"/>
+        </w:rPr>
+      </w:pPr>
+      <w:r>
+        <w:rPr>
+          <w:rFonts w:ascii="Arial" w:hAnsi="Arial" w:cs="Arial"/>
+          <w:b/>
+          <w:sz w:val="24"/>
+        </w:rPr>
+        <w:t xml:space="preserve">                                                                   </w:t>
+      </w:r>
+      <w:r>
+        <w:rPr>
+          <w:rFonts w:ascii="Arial" w:hAnsi="Arial" w:cs="Arial"/>
+          <w:b/>
+          <w:sz w:val="24"/>
+        </w:rPr>
+        <w:t>OFICINA DE OPERACIONES</w:t>
       </w:r>
     </w:p>
     <w:p>
@@ -3221,72 +3479,6 @@
           <w:sz w:val="24"/>
         </w:rPr>
       </w:pPr>
-      <w:r>
-        <w:rPr>
-          <w:rFonts w:ascii="Arial" w:hAnsi="Arial" w:cs="Arial"/>
-          <w:sz w:val="24"/>
-        </w:rPr>
-        <w:t xml:space="preserve">                                                                          </w:t>
-      </w:r>
-      <w:r>
-        <w:rPr>
-          <w:rFonts w:ascii="Arial" w:hAnsi="Arial" w:cs="Arial"/>
-          <w:sz w:val="24"/>
-        </w:rPr>
-        <w:t xml:space="preserve">                        </w:t>
-      </w:r>
-      <w:proofErr w:type="gramStart"/>
-      <w:r>
-        <w:t xml:space="preserve">{{ </w:t>
-      </w:r>
-      <w:proofErr w:type="spellStart"/>
-      <w:r>
-        <w:t>firma</w:t>
-      </w:r>
-      <w:proofErr w:type="gramEnd"/>
-      <w:r>
-        <w:t>_grado</w:t>
-      </w:r>
-      <w:proofErr w:type="spellEnd"/>
-      <w:r>
-        <w:t xml:space="preserve"> }}</w:t>
-      </w:r>
-      <w:r>
-        <w:rPr>
-          <w:rFonts w:ascii="Arial" w:hAnsi="Arial" w:cs="Arial"/>
-          <w:b/>
-          <w:sz w:val="24"/>
-        </w:rPr>
-        <w:t xml:space="preserve">                                                                                                    </w:t>
-      </w:r>
-      <w:r>
-        <w:rPr>
-          <w:rFonts w:ascii="Arial" w:hAnsi="Arial" w:cs="Arial"/>
-          <w:b/>
-          <w:sz w:val="24"/>
-        </w:rPr>
-        <w:t xml:space="preserve">                                   </w:t>
-      </w:r>
-      <w:r>
-        <w:rPr>
-          <w:b/>
-        </w:rPr>
-        <w:t xml:space="preserve">{{ </w:t>
-      </w:r>
-      <w:proofErr w:type="spellStart"/>
-      <w:r>
-        <w:rPr>
-          <w:b/>
-        </w:rPr>
-        <w:t>firma_cargo</w:t>
-      </w:r>
-      <w:proofErr w:type="spellEnd"/>
-      <w:r>
-        <w:rPr>
-          <w:b/>
-        </w:rPr>
-        <w:t xml:space="preserve"> }}</w:t>
-      </w:r>
     </w:p>
     <w:sectPr>
       <w:pgSz w:w="12240" w:h="20160"/>

--- a/INFORME GEO.docx
+++ b/INFORME GEO.docx
@@ -289,7 +289,7 @@
           </mc:Choice>
           <mc:Fallback>
             <w:pict>
-              <v:group w14:anchorId="56724E3F" id="Group 1" o:spid="_x0000_s1026" style="position:absolute;margin-left:39pt;margin-top:30.4pt;width:535pt;height:837pt;z-index:-15942144;mso-wrap-distance-left:0;mso-wrap-distance-right:0;mso-position-horizontal-relative:page;mso-position-vertical-relative:page" coordsize="67945,106299" o:gfxdata="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">
+              <v:group w14:anchorId="16B97868" id="Group 1" o:spid="_x0000_s1026" style="position:absolute;margin-left:39pt;margin-top:30.4pt;width:535pt;height:837pt;z-index:-15942144;mso-wrap-distance-left:0;mso-wrap-distance-right:0;mso-position-horizontal-relative:page;mso-position-vertical-relative:page" coordsize="67945,106299" o:gfxdata="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">
                 <v:shape id="Graphic 2" o:spid="_x0000_s1027" style="position:absolute;width:67945;height:106299;visibility:visible;mso-wrap-style:square;v-text-anchor:top" coordsize="6794500,10629900" o:gfxdata="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" path="m6730492,63500r-6666992,l63500,76200r,10477500l63500,10566400r6666992,l6730492,10553700r-6654292,l76200,76200r6641592,l6717792,10553192r12700,l6730492,76200r,-508l6730492,63500xem6768592,25400r-6743192,l25400,50800r,10528300l25400,10604500r6743192,l6768592,10579100r-6717792,l50800,50800r6692392,l6743192,10578592r25400,l6768592,50800r,-508l6768592,25400xem6793992,l,,,12700,,10617200r,12700l6793992,10629900r,-12700l12700,10617200r,-10604500l6781292,12700r,10603992l6793992,10616692r,-10603992l6793992,12192r,-12192xe" fillcolor="green" stroked="f">
                   <v:path arrowok="t"/>
                 </v:shape>
@@ -766,6 +766,18 @@
         </w:rPr>
         <w:t>}}</w:t>
       </w:r>
+      <w:r>
+        <w:rPr>
+          <w:color w:val="008000"/>
+        </w:rPr>
+        <w:t xml:space="preserve"> </w:t>
+      </w:r>
+      <w:r>
+        <w:rPr>
+          <w:color w:val="008000"/>
+        </w:rPr>
+        <w:t>DEPENDIENTE DE LA 26A COM. DE PUDAHUEL</w:t>
+      </w:r>
     </w:p>
     <w:p>
       <w:pPr>
@@ -780,6 +792,7 @@
       <w:pPr>
         <w:pStyle w:val="Ttulo"/>
         <w:spacing w:line="360" w:lineRule="auto"/>
+        <w:ind w:left="0"/>
       </w:pPr>
     </w:p>
     <w:p>
@@ -2013,11 +2026,9 @@
         </w:rPr>
         <w:t xml:space="preserve"> </w:t>
       </w:r>
-      <w:proofErr w:type="spellStart"/>
       <w:r>
         <w:t>Aupol</w:t>
       </w:r>
-      <w:proofErr w:type="spellEnd"/>
       <w:r>
         <w:rPr>
           <w:spacing w:val="-12"/>
@@ -3185,6 +3196,12 @@
       <w:r>
         <w:t>}}</w:t>
       </w:r>
+      <w:r>
+        <w:t xml:space="preserve"> </w:t>
+      </w:r>
+      <w:r>
+        <w:t>Dependiente de la 26A COMISARIA DE PUDAHUEL.</w:t>
+      </w:r>
     </w:p>
     <w:p>
       <w:pPr>
@@ -3260,7 +3277,6 @@
       <w:r>
         <w:t xml:space="preserve">sábados y domingo, no obstante, considerando el periodo de 03 meses en el cual se registran 148 delitos en total en el cuadrante en el cual está inserto el domicilio los </w:t>
       </w:r>
-      <w:proofErr w:type="gramStart"/>
       <w:r>
         <w:rPr>
           <w:b/>
@@ -3272,14 +3288,7 @@
         <w:rPr>
           <w:b/>
         </w:rPr>
-        <w:t>total</w:t>
-      </w:r>
-      <w:proofErr w:type="gramEnd"/>
-      <w:r>
-        <w:rPr>
-          <w:b/>
-        </w:rPr>
-        <w:t>_dmcs</w:t>
+        <w:t>total_dmcs</w:t>
       </w:r>
       <w:proofErr w:type="spellEnd"/>
       <w:r>
@@ -3291,11 +3300,10 @@
       <w:r>
         <w:t xml:space="preserve"> </w:t>
       </w:r>
-      <w:r>
-        <w:t xml:space="preserve"> </w:t>
-      </w:r>
-      <w:r>
-        <w:t xml:space="preserve"> casos registrados corresponden a un 14% del total, no obstante, se sugiere precaución al transitar por San Andrés con Ricardo Vial debido a la ocurrencia de robos con violencia en esas calles. </w:t>
+      <w:bookmarkStart w:id="0" w:name="_GoBack"/>
+      <w:bookmarkEnd w:id="0"/>
+      <w:r>
+        <w:t xml:space="preserve">casos registrados corresponden a un 14% del total, no obstante, se sugiere precaución al transitar por San Andrés con Ricardo Vial debido a la ocurrencia de robos con violencia en esas calles. </w:t>
       </w:r>
     </w:p>
     <w:p>
@@ -3304,8 +3312,6 @@
         <w:ind w:left="622" w:right="122" w:firstLine="4752"/>
         <w:jc w:val="both"/>
       </w:pPr>
-      <w:bookmarkStart w:id="0" w:name="_GoBack"/>
-      <w:bookmarkEnd w:id="0"/>
     </w:p>
     <w:p>
       <w:pPr>
